--- a/chuyenDe/RW/docx/raw47/Writing/Level1/W4.docx
+++ b/chuyenDe/RW/docx/raw47/Writing/Level1/W4.docx
@@ -1858,9 +1858,9 @@
           <v:path o:extrusionok="f" gradientshapeok="t" o:connecttype="rect"/>
           <o:lock v:ext="edit" aspectratio="t"/>
         </v:shapetype>
-        <v:shape id="WatermarkLogo" o:spid="_x0000_s2049" type="#_x0000_t75" style="position:absolute;margin-left:0;margin-top:0;width:450pt;height:450pt;z-index:-251654144;                       mso-position-horizontal:center;mso-position-horizontal-relative:page;                       mso-position-vertical:center;mso-position-vertical-relative:page" o:allowincell="f" stroked="f">
-          <v:fill opacity="0.08"/>
-          <v:imagedata r:id="rId1" o:title="logoTF"/>
+        <v:shape id="WatermarkLogo" o:spid="_x0000_s2049" type="#_x0000_t75" style="position:absolute;margin-left:0;margin-top:0;width:450pt;height:450pt;z-index:-251654144;                       mso-position-horizontal:center;mso-position-horizontal-relative:page;                       mso-position-vertical:center;mso-position-vertical-relative:page;                       opacity:.03" o:allowincell="f" stroked="f">
+          <v:fill opacity=".03" o:opacity2=".03"/>
+          <v:imagedata r:id="rId1" o:title="logoTF" gain="19661f" blacklevel="22938f"/>
         </v:shape>
       </w:pict>
     </w:r>
@@ -1973,9 +1973,9 @@
           <v:path o:extrusionok="f" gradientshapeok="t" o:connecttype="rect"/>
           <o:lock v:ext="edit" aspectratio="t"/>
         </v:shapetype>
-        <v:shape id="WatermarkLogo" o:spid="_x0000_s2049" type="#_x0000_t75" style="position:absolute;margin-left:0;margin-top:0;width:450pt;height:450pt;z-index:-251654144;                       mso-position-horizontal:center;mso-position-horizontal-relative:page;                       mso-position-vertical:center;mso-position-vertical-relative:page" o:allowincell="f" stroked="f">
-          <v:fill opacity="0.08"/>
-          <v:imagedata r:id="rId1" o:title="logoTF"/>
+        <v:shape id="WatermarkLogo" o:spid="_x0000_s2049" type="#_x0000_t75" style="position:absolute;margin-left:0;margin-top:0;width:450pt;height:450pt;z-index:-251654144;                       mso-position-horizontal:center;mso-position-horizontal-relative:page;                       mso-position-vertical:center;mso-position-vertical-relative:page;                       opacity:.03" o:allowincell="f" stroked="f">
+          <v:fill opacity=".03" o:opacity2=".03"/>
+          <v:imagedata r:id="rId1" o:title="logoTF" gain="19661f" blacklevel="22938f"/>
         </v:shape>
       </w:pict>
     </w:r>

--- a/chuyenDe/RW/docx/raw47/Writing/Level1/W4.docx
+++ b/chuyenDe/RW/docx/raw47/Writing/Level1/W4.docx
@@ -2010,7 +2010,7 @@
           </w:pPr>
           <w:r>
             <w:rPr>
-              <w:rFonts w:ascii="UTM Impact" w:hAnsi="UTM Impact" w:cs="UTM Impact"/>
+              <w:rFonts w:ascii="Impact" w:hAnsi="Impact" w:cs="Impact"/>
               <w:color w:val="FFFFFF"/>
               <w:sz w:val="144"/>
               <w:b/>
@@ -2360,7 +2360,7 @@
   <w:docDefaults>
     <w:rPrDefault>
       <w:rPr>
-        <w:rFonts w:ascii="Latin Modern Roman" w:cs="Latin Modern Roman" w:hAnsi="Latin Modern Roman"/>
+        <w:rFonts w:ascii="Georgia" w:cs="Georgia" w:hAnsi="Georgia"/>
         <w:sz w:val="24"/>
       </w:rPr>
     </w:rPrDefault>
@@ -2373,6 +2373,10 @@
   <w:style w:default="1" w:styleId="Normal" w:type="paragraph">
     <w:name w:val="Normal"/>
     <w:qFormat/>
+    <w:rPr>
+      <w:rFonts w:ascii="Georgia" w:cs="Georgia" w:hAnsi="Georgia"/>
+      <w:sz w:val="24"/>
+    </w:rPr>
   </w:style>
   <w:style w:styleId="Heading1" w:type="paragraph">
     <w:name w:val="heading 1"/>
@@ -2822,7 +2826,7 @@
         <a:latin typeface="Latin Modern Sans"/>
       </a:majorFont>
       <a:minorFont>
-        <a:latin typeface="Latin Modern Roman"/>
+        <a:latin typeface="Georgia"/>
       </a:minorFont>
     </a:fontScheme>
     <a:fmtScheme name="Office"/>

--- a/chuyenDe/RW/docx/raw47/Writing/Level1/W4.docx
+++ b/chuyenDe/RW/docx/raw47/Writing/Level1/W4.docx
@@ -1739,6 +1739,7 @@
     <w:sectPr>
       <w:headerReference r:id="rId1" w:type="default"/>
       <w:headerReference r:id="rId2" w:type="first"/>
+      <w:footerReference r:id="rId3" w:type="first"/>
       <w:footerReference r:id="rId3" w:type="default"/>
       <w:titlePg/>
       <w:pgSz w:h="15840" w:w="12240"/>
@@ -1756,7 +1757,9 @@
 <w:ftr xmlns:w="http://schemas.openxmlformats.org/wordprocessingml/2006/main">
   <w:tbl>
     <w:tblPr>
-      <w:tblW w:w="5000" w:type="pct"/>
+      <w:tblW w:w="12240" w:type="dxa"/>
+      <w:tblInd w:w="-1134" w:type="dxa"/>
+      <w:tblLayout w:type="fixed"/>
       <w:tblBorders>
         <w:top w:val="nil"/>
         <w:left w:val="nil"/>
@@ -1767,7 +1770,7 @@
       </w:tblBorders>
     </w:tblPr>
     <w:tblGrid>
-      <w:gridCol w:w="5000"/>
+      <w:gridCol w:w="12240"/>
     </w:tblGrid>
     <w:tr>
       <w:trPr>
@@ -1786,17 +1789,51 @@
             <w:jc w:val="center"/>
             <w:spacing w:before="0" w:after="0"/>
           </w:pPr>
-          <w:fldSimple w:instr=" PAGE ">
-            <w:r>
-              <w:rPr>
-                <w:rFonts w:ascii="Latin Modern Sans" w:hAnsi="Latin Modern Sans" w:cs="Latin Modern Sans"/>
-                <w:color w:val="E52B20"/>
-                <w:b/>
-                <w:sz w:val="28"/>
-              </w:rPr>
-              <w:t>1</w:t>
-            </w:r>
-          </w:fldSimple>
+          <w:r>
+            <w:rPr>
+              <w:rFonts w:ascii="Latin Modern Sans" w:hAnsi="Latin Modern Sans" w:cs="Latin Modern Sans"/>
+              <w:color w:val="E52B20"/>
+              <w:b/>
+              <w:sz w:val="28"/>
+            </w:rPr>
+            <w:fldChar w:fldCharType="begin"/>
+          </w:r>
+          <w:r>
+            <w:rPr>
+              <w:rFonts w:ascii="Latin Modern Sans" w:hAnsi="Latin Modern Sans" w:cs="Latin Modern Sans"/>
+              <w:color w:val="E52B20"/>
+              <w:b/>
+              <w:sz w:val="28"/>
+            </w:rPr>
+            <w:instrText xml:space="preserve"> PAGE </w:instrText>
+          </w:r>
+          <w:r>
+            <w:rPr>
+              <w:rFonts w:ascii="Latin Modern Sans" w:hAnsi="Latin Modern Sans" w:cs="Latin Modern Sans"/>
+              <w:color w:val="E52B20"/>
+              <w:b/>
+              <w:sz w:val="28"/>
+            </w:rPr>
+            <w:fldChar w:fldCharType="separate"/>
+          </w:r>
+          <w:r>
+            <w:rPr>
+              <w:rFonts w:ascii="Latin Modern Sans" w:hAnsi="Latin Modern Sans" w:cs="Latin Modern Sans"/>
+              <w:color w:val="E52B20"/>
+              <w:b/>
+              <w:sz w:val="28"/>
+            </w:rPr>
+            <w:t>1</w:t>
+          </w:r>
+          <w:r>
+            <w:rPr>
+              <w:rFonts w:ascii="Latin Modern Sans" w:hAnsi="Latin Modern Sans" w:cs="Latin Modern Sans"/>
+              <w:color w:val="E52B20"/>
+              <w:b/>
+              <w:sz w:val="28"/>
+            </w:rPr>
+            <w:fldChar w:fldCharType="end"/>
+          </w:r>
         </w:p>
       </w:tc>
     </w:tr>
@@ -1836,38 +1873,11 @@
 
 <file path=word/header1.xml><?xml version="1.0" encoding="utf-8"?>
 <w:hdr xmlns:w="http://schemas.openxmlformats.org/wordprocessingml/2006/main" xmlns:r="http://schemas.openxmlformats.org/officeDocument/2006/relationships" xmlns:v="urn:schemas-microsoft-com:vml" xmlns:o="urn:schemas-microsoft-com:office:office">
-  <w:p>
-    <w:r>
-      <w:pict>
-        <v:shapetype id="_x0000_t75" coordsize="21600,21600" o:spt="75" o:preferrelative="t" path="m@4@5l@4@11@9@11@9@5xe" filled="t" stroked="f">
-          <v:stroke joinstyle="miter"/>
-          <v:formulas>
-            <v:f eqn="if lineDrawn pixelLineWidth 0"/>
-            <v:f eqn="sum @0 1 0"/>
-            <v:f eqn="sum 0 0 @1"/>
-            <v:f eqn="prod @2 1 2"/>
-            <v:f eqn="prod @3 21600 pixelWidth"/>
-            <v:f eqn="prod @3 21600 pixelHeight"/>
-            <v:f eqn="sum @0 0 1"/>
-            <v:f eqn="prod @6 1 2"/>
-            <v:f eqn="prod @7 21600 pixelWidth"/>
-            <v:f eqn="sum @8 21600 0"/>
-            <v:f eqn="prod @7 21600 pixelHeight"/>
-            <v:f eqn="sum @10 21600 0"/>
-          </v:formulas>
-          <v:path o:extrusionok="f" gradientshapeok="t" o:connecttype="rect"/>
-          <o:lock v:ext="edit" aspectratio="t"/>
-        </v:shapetype>
-        <v:shape id="WatermarkLogo" o:spid="_x0000_s2049" type="#_x0000_t75" style="position:absolute;margin-left:0;margin-top:0;width:450pt;height:450pt;z-index:-251654144;                       mso-position-horizontal:center;mso-position-horizontal-relative:page;                       mso-position-vertical:center;mso-position-vertical-relative:page;                       opacity:.03" o:allowincell="f" stroked="f">
-          <v:fill opacity=".03" o:opacity2=".03"/>
-          <v:imagedata r:id="rId1" o:title="logoTF" gain="19661f" blacklevel="22938f"/>
-        </v:shape>
-      </w:pict>
-    </w:r>
-  </w:p>
   <w:tbl>
     <w:tblPr>
-      <w:tblW w:w="5000" w:type="pct"/>
+      <w:tblW w:w="12240" w:type="dxa"/>
+      <w:tblInd w:w="-1134" w:type="dxa"/>
+      <w:tblLayout w:type="fixed"/>
       <w:tblBorders>
         <w:top w:val="nil"/>
         <w:left w:val="nil"/>
@@ -1878,7 +1888,7 @@
       </w:tblBorders>
     </w:tblPr>
     <w:tblGrid>
-      <w:gridCol w:w="5000"/>
+      <w:gridCol w:w="12240"/>
     </w:tblGrid>
     <w:tr>
       <w:trPr>
@@ -1946,11 +1956,6 @@
       </w:tc>
     </w:tr>
   </w:tbl>
-</w:hdr>
-</file>
-
-<file path=word/header2.xml><?xml version="1.0" encoding="utf-8"?>
-<w:hdr xmlns:w="http://schemas.openxmlformats.org/wordprocessingml/2006/main" xmlns:r="http://schemas.openxmlformats.org/officeDocument/2006/relationships" xmlns:v="urn:schemas-microsoft-com:vml" xmlns:o="urn:schemas-microsoft-com:office:office">
   <w:p>
     <w:r>
       <w:pict>
@@ -1980,9 +1985,16 @@
       </w:pict>
     </w:r>
   </w:p>
+</w:hdr>
+</file>
+
+<file path=word/header2.xml><?xml version="1.0" encoding="utf-8"?>
+<w:hdr xmlns:w="http://schemas.openxmlformats.org/wordprocessingml/2006/main" xmlns:r="http://schemas.openxmlformats.org/officeDocument/2006/relationships" xmlns:v="urn:schemas-microsoft-com:vml" xmlns:o="urn:schemas-microsoft-com:office:office">
   <w:tbl>
     <w:tblPr>
-      <w:tblW w:w="5000" w:type="pct"/>
+      <w:tblW w:w="12240" w:type="dxa"/>
+      <w:tblInd w:w="-1134" w:type="dxa"/>
+      <w:tblLayout w:type="fixed"/>
       <w:tblBorders>
         <w:top w:val="nil"/>
         <w:left w:val="nil"/>
@@ -1993,7 +2005,7 @@
       </w:tblBorders>
     </w:tblPr>
     <w:tblGrid>
-      <w:gridCol w:w="5000"/>
+      <w:gridCol w:w="12240"/>
     </w:tblGrid>
     <w:tr>
       <w:trPr>
@@ -2041,7 +2053,8 @@
         </w:tcPr>
         <w:tbl>
           <w:tblPr>
-            <w:tblW w:w="5000" w:type="pct"/>
+            <w:tblW w:w="12240" w:type="dxa"/>
+            <w:tblLayout w:type="fixed"/>
             <w:tblBorders>
               <w:top w:val="nil"/>
               <w:left w:val="nil"/>
@@ -2052,13 +2065,17 @@
             </w:tblBorders>
           </w:tblPr>
           <w:tblGrid>
-            <w:gridCol w:w="2500"/>
-            <w:gridCol w:w="2500"/>
+            <w:gridCol w:w="6120"/>
+            <w:gridCol w:w="6120"/>
           </w:tblGrid>
           <w:tr>
             <w:tc>
               <w:tcPr>
                 <w:shd w:val="clear" w:color="auto" w:fill="E52B20"/>
+                <w:tcMar>
+                  <w:left w:w="1134" w:type="dxa"/>
+                  <w:right w:w="240" w:type="dxa"/>
+                </w:tcMar>
               </w:tcPr>
               <w:p>
                 <w:pPr>
@@ -2078,6 +2095,10 @@
             <w:tc>
               <w:tcPr>
                 <w:shd w:val="clear" w:color="auto" w:fill="E52B20"/>
+                <w:tcMar>
+                  <w:left w:w="240" w:type="dxa"/>
+                  <w:right w:w="1134" w:type="dxa"/>
+                </w:tcMar>
               </w:tcPr>
               <w:p>
                 <w:pPr>
@@ -2099,6 +2120,35 @@
       </w:tc>
     </w:tr>
   </w:tbl>
+  <w:p>
+    <w:r>
+      <w:pict>
+        <v:shapetype id="_x0000_t75" coordsize="21600,21600" o:spt="75" o:preferrelative="t" path="m@4@5l@4@11@9@11@9@5xe" filled="t" stroked="f">
+          <v:stroke joinstyle="miter"/>
+          <v:formulas>
+            <v:f eqn="if lineDrawn pixelLineWidth 0"/>
+            <v:f eqn="sum @0 1 0"/>
+            <v:f eqn="sum 0 0 @1"/>
+            <v:f eqn="prod @2 1 2"/>
+            <v:f eqn="prod @3 21600 pixelWidth"/>
+            <v:f eqn="prod @3 21600 pixelHeight"/>
+            <v:f eqn="sum @0 0 1"/>
+            <v:f eqn="prod @6 1 2"/>
+            <v:f eqn="prod @7 21600 pixelWidth"/>
+            <v:f eqn="sum @8 21600 0"/>
+            <v:f eqn="prod @7 21600 pixelHeight"/>
+            <v:f eqn="sum @10 21600 0"/>
+          </v:formulas>
+          <v:path o:extrusionok="f" gradientshapeok="t" o:connecttype="rect"/>
+          <o:lock v:ext="edit" aspectratio="t"/>
+        </v:shapetype>
+        <v:shape id="WatermarkLogo" o:spid="_x0000_s2049" type="#_x0000_t75" style="position:absolute;margin-left:0;margin-top:0;width:450pt;height:450pt;z-index:-251654144;                       mso-position-horizontal:center;mso-position-horizontal-relative:page;                       mso-position-vertical:center;mso-position-vertical-relative:page;                       opacity:.03" o:allowincell="f" stroked="f">
+          <v:fill opacity=".03" o:opacity2=".03"/>
+          <v:imagedata r:id="rId1" o:title="logoTF" gain="19661f" blacklevel="22938f"/>
+        </v:shape>
+      </w:pict>
+    </w:r>
+  </w:p>
 </w:hdr>
 </file>
 

--- a/chuyenDe/RW/docx/raw47/Writing/Level1/W4.docx
+++ b/chuyenDe/RW/docx/raw47/Writing/Level1/W4.docx
@@ -1471,270 +1471,407 @@
         <w:t xml:space="preserve">Dưới đây là các từ vựng từ đơn giản đến trung bình, dễ nhớ và dễ áp dụng cho bài viết này.</w:t>
       </w:r>
     </w:p>
-    <w:p>
-      <w:pPr>
-        <w:pStyle w:val="CDSection"/>
-      </w:pPr>
-      <w:r>
-        <w:t xml:space="preserve">Từ/ Cụm từ</w:t>
-      </w:r>
-    </w:p>
-    <w:p>
-      <w:pPr>
-        <w:pStyle w:val="CDSection"/>
-      </w:pPr>
-      <w:r>
-        <w:t xml:space="preserve">Nghĩa tiếng Việt</w:t>
-      </w:r>
-    </w:p>
-    <w:p>
-      <w:pPr>
-        <w:pStyle w:val="CDSection"/>
-      </w:pPr>
-      <w:r>
-        <w:t xml:space="preserve">Ví dụ đơn giản (Example)</w:t>
-      </w:r>
-    </w:p>
-    <w:p>
-      <w:pPr>
-        <w:pStyle w:val="CDSection"/>
-      </w:pPr>
-      <w:r>
-        <w:t xml:space="preserve">Gap year (n)</w:t>
-      </w:r>
-    </w:p>
-    <w:p>
-      <w:pPr>
-        <w:pStyle w:val="CDSection"/>
-      </w:pPr>
-      <w:r>
-        <w:t xml:space="preserve">Năm nghỉ phép (trước đại học)</w:t>
-      </w:r>
-    </w:p>
-    <w:p>
-      <w:pPr>
-        <w:pStyle w:val="CDSection"/>
-      </w:pPr>
-      <w:r>
-        <w:t xml:space="preserve">Taking a gap year is becoming popular.</w:t>
-      </w:r>
-    </w:p>
-    <w:p>
-      <w:pPr>
-        <w:pStyle w:val="CDSection"/>
-      </w:pPr>
-      <w:r>
-        <w:t xml:space="preserve">Drawback (n)</w:t>
-      </w:r>
-    </w:p>
-    <w:p>
-      <w:pPr>
-        <w:pStyle w:val="CDSection"/>
-      </w:pPr>
-      <w:r>
-        <w:t xml:space="preserve">Mặt hạn chế, bất lợi (= Disadvantage)</w:t>
-      </w:r>
-    </w:p>
-    <w:p>
-      <w:pPr>
-        <w:pStyle w:val="CDSection"/>
-      </w:pPr>
-      <w:r>
-        <w:t xml:space="preserve">One drawback is that you graduate late.</w:t>
-      </w:r>
-    </w:p>
-    <w:p>
-      <w:pPr>
-        <w:pStyle w:val="CDSection"/>
-      </w:pPr>
-      <w:r>
-        <w:t xml:space="preserve">Benefit (n)</w:t>
-      </w:r>
-    </w:p>
-    <w:p>
-      <w:pPr>
-        <w:pStyle w:val="CDSection"/>
-      </w:pPr>
-      <w:r>
-        <w:t xml:space="preserve">Lợi ích (= Advantage)</w:t>
-      </w:r>
-    </w:p>
-    <w:p>
-      <w:pPr>
-        <w:pStyle w:val="CDSection"/>
-      </w:pPr>
-      <w:r>
-        <w:t xml:space="preserve">The main benefit is earning money.</w:t>
-      </w:r>
-    </w:p>
-    <w:p>
-      <w:pPr>
-        <w:pStyle w:val="CDSection"/>
-      </w:pPr>
-      <w:r>
-        <w:t xml:space="preserve">Soft skills (n)</w:t>
-      </w:r>
-    </w:p>
-    <w:p>
-      <w:pPr>
-        <w:pStyle w:val="CDSection"/>
-      </w:pPr>
-      <w:r>
-        <w:t xml:space="preserve">Kỹ năng mềm (giao tiếp, làm việc nhóm)</w:t>
-      </w:r>
-    </w:p>
-    <w:p>
-      <w:pPr>
-        <w:pStyle w:val="CDSection"/>
-      </w:pPr>
-      <w:r>
-        <w:t xml:space="preserve">Schools do not always teach soft skills.</w:t>
-      </w:r>
-    </w:p>
-    <w:p>
-      <w:pPr>
-        <w:pStyle w:val="CDSection"/>
-      </w:pPr>
-      <w:r>
-        <w:t xml:space="preserve">Mature (adj)</w:t>
-      </w:r>
-    </w:p>
-    <w:p>
-      <w:pPr>
-        <w:pStyle w:val="CDSection"/>
-      </w:pPr>
-      <w:r>
-        <w:t xml:space="preserve">Trưởng thành</w:t>
-      </w:r>
-    </w:p>
-    <w:p>
-      <w:pPr>
-        <w:pStyle w:val="CDSection"/>
-      </w:pPr>
-      <w:r>
-        <w:t xml:space="preserve">Working helps students become more mature.</w:t>
-      </w:r>
-    </w:p>
-    <w:p>
-      <w:pPr>
-        <w:pStyle w:val="CDSection"/>
-      </w:pPr>
-      <w:r>
-        <w:t xml:space="preserve">Independent (adj)</w:t>
-      </w:r>
-    </w:p>
-    <w:p>
-      <w:pPr>
-        <w:pStyle w:val="CDSection"/>
-      </w:pPr>
-      <w:r>
-        <w:t xml:space="preserve">Tự lập</w:t>
-      </w:r>
-    </w:p>
-    <w:p>
-      <w:pPr>
-        <w:pStyle w:val="CDSection"/>
-      </w:pPr>
-      <w:r>
-        <w:t xml:space="preserve">Living away from home makes you independent.</w:t>
-      </w:r>
-    </w:p>
-    <w:p>
-      <w:pPr>
-        <w:pStyle w:val="CDSection"/>
-      </w:pPr>
-      <w:r>
-        <w:t xml:space="preserve">Valuable experience</w:t>
-      </w:r>
-    </w:p>
-    <w:p>
-      <w:pPr>
-        <w:pStyle w:val="CDSection"/>
-      </w:pPr>
-      <w:r>
-        <w:t xml:space="preserve">Kinh nghiệm quý giá</w:t>
-      </w:r>
-    </w:p>
-    <w:p>
-      <w:pPr>
-        <w:pStyle w:val="CDSection"/>
-      </w:pPr>
-      <w:r>
-        <w:t xml:space="preserve">Traveling gives us valuable experience.</w:t>
-      </w:r>
-    </w:p>
-    <w:p>
-      <w:pPr>
-        <w:pStyle w:val="CDSection"/>
-      </w:pPr>
-      <w:r>
-        <w:t xml:space="preserve">Lose momentum</w:t>
-      </w:r>
-    </w:p>
-    <w:p>
-      <w:pPr>
-        <w:pStyle w:val="CDSection"/>
-      </w:pPr>
-      <w:r>
-        <w:t xml:space="preserve">Mất đà, mất hứng thú</w:t>
-      </w:r>
-    </w:p>
-    <w:p>
-      <w:pPr>
-        <w:pStyle w:val="CDSection"/>
-      </w:pPr>
-      <w:r>
-        <w:t xml:space="preserve">Students might lose momentum in studying.</w:t>
-      </w:r>
-    </w:p>
-    <w:p>
-      <w:pPr>
-        <w:pStyle w:val="CDSection"/>
-      </w:pPr>
-      <w:r>
-        <w:t xml:space="preserve">Broaden horizons</w:t>
-      </w:r>
-    </w:p>
-    <w:p>
-      <w:pPr>
-        <w:pStyle w:val="CDSection"/>
-      </w:pPr>
-      <w:r>
-        <w:t xml:space="preserve">Mở rộng tầm mắt (hiểu biết)</w:t>
-      </w:r>
-    </w:p>
-    <w:p>
-      <w:pPr>
-        <w:pStyle w:val="CDSection"/>
-      </w:pPr>
-      <w:r>
-        <w:t xml:space="preserve">Traveling helps to broaden horizons.</w:t>
-      </w:r>
-    </w:p>
-    <w:p>
-      <w:pPr>
-        <w:pStyle w:val="CDSection"/>
-      </w:pPr>
-      <w:r>
-        <w:t xml:space="preserve">Tuition fees (n)</w:t>
-      </w:r>
-    </w:p>
-    <w:p>
-      <w:pPr>
-        <w:pStyle w:val="CDSection"/>
-      </w:pPr>
-      <w:r>
-        <w:t xml:space="preserve">Học phí</w:t>
-      </w:r>
-    </w:p>
-    <w:p>
-      <w:pPr>
-        <w:pStyle w:val="CDSection"/>
-      </w:pPr>
-      <w:r>
-        <w:t xml:space="preserve">They work to save money for tuition fees.</w:t>
-      </w:r>
-    </w:p>
+    <w:tbl>
+      <w:tblPr>
+        <w:tblStyle w:val="CDVocabTable"/>
+        <w:tblW w:type="pct" w:w="5000"/>
+        <w:tblLayout w:type="fixed"/>
+        <w:tblLook w:firstRow="1" w:lastRow="0" w:firstColumn="0" w:lastColumn="0" w:noHBand="0" w:noVBand="0" w:val="0020"/>
+      </w:tblPr>
+      <w:tblGrid>
+        <w:gridCol w:w="2640"/>
+        <w:gridCol w:w="2640"/>
+        <w:gridCol w:w="2640"/>
+      </w:tblGrid>
+      <w:tr>
+        <w:trPr>
+          <w:tblHeader w:val="on"/>
+        </w:trPr>
+        <w:tc>
+          <w:tcPr/>
+          <w:p>
+            <w:pPr>
+              <w:pStyle w:val="Compact"/>
+            </w:pPr>
+            <w:r>
+              <w:t xml:space="preserve">Từ/ Cụm từ</w:t>
+            </w:r>
+          </w:p>
+        </w:tc>
+        <w:tc>
+          <w:tcPr/>
+          <w:p>
+            <w:pPr>
+              <w:pStyle w:val="Compact"/>
+            </w:pPr>
+            <w:r>
+              <w:t xml:space="preserve">Nghĩa tiếng Việt</w:t>
+            </w:r>
+          </w:p>
+        </w:tc>
+        <w:tc>
+          <w:tcPr/>
+          <w:p>
+            <w:pPr>
+              <w:pStyle w:val="Compact"/>
+            </w:pPr>
+            <w:r>
+              <w:t xml:space="preserve">Ví dụ đơn giản (Example)</w:t>
+            </w:r>
+          </w:p>
+        </w:tc>
+      </w:tr>
+      <w:tr>
+        <w:tc>
+          <w:tcPr/>
+          <w:p>
+            <w:pPr>
+              <w:pStyle w:val="Compact"/>
+            </w:pPr>
+            <w:r>
+              <w:t xml:space="preserve">Gap year (n)</w:t>
+            </w:r>
+          </w:p>
+        </w:tc>
+        <w:tc>
+          <w:tcPr/>
+          <w:p>
+            <w:pPr>
+              <w:pStyle w:val="Compact"/>
+            </w:pPr>
+            <w:r>
+              <w:t xml:space="preserve">Năm nghỉ phép (trước đại học)</w:t>
+            </w:r>
+          </w:p>
+        </w:tc>
+        <w:tc>
+          <w:tcPr/>
+          <w:p>
+            <w:pPr>
+              <w:pStyle w:val="Compact"/>
+            </w:pPr>
+            <w:r>
+              <w:t xml:space="preserve">Taking a gap year is becoming popular.</w:t>
+            </w:r>
+          </w:p>
+        </w:tc>
+      </w:tr>
+      <w:tr>
+        <w:tc>
+          <w:tcPr/>
+          <w:p>
+            <w:pPr>
+              <w:pStyle w:val="Compact"/>
+            </w:pPr>
+            <w:r>
+              <w:t xml:space="preserve">Drawback (n)</w:t>
+            </w:r>
+          </w:p>
+        </w:tc>
+        <w:tc>
+          <w:tcPr/>
+          <w:p>
+            <w:pPr>
+              <w:pStyle w:val="Compact"/>
+            </w:pPr>
+            <w:r>
+              <w:t xml:space="preserve">Mặt hạn chế, bất lợi (= Disadvantage)</w:t>
+            </w:r>
+          </w:p>
+        </w:tc>
+        <w:tc>
+          <w:tcPr/>
+          <w:p>
+            <w:pPr>
+              <w:pStyle w:val="Compact"/>
+            </w:pPr>
+            <w:r>
+              <w:t xml:space="preserve">One drawback is that you graduate late.</w:t>
+            </w:r>
+          </w:p>
+        </w:tc>
+      </w:tr>
+      <w:tr>
+        <w:tc>
+          <w:tcPr/>
+          <w:p>
+            <w:pPr>
+              <w:pStyle w:val="Compact"/>
+            </w:pPr>
+            <w:r>
+              <w:t xml:space="preserve">Benefit (n)</w:t>
+            </w:r>
+          </w:p>
+        </w:tc>
+        <w:tc>
+          <w:tcPr/>
+          <w:p>
+            <w:pPr>
+              <w:pStyle w:val="Compact"/>
+            </w:pPr>
+            <w:r>
+              <w:t xml:space="preserve">Lợi ích (= Advantage)</w:t>
+            </w:r>
+          </w:p>
+        </w:tc>
+        <w:tc>
+          <w:tcPr/>
+          <w:p>
+            <w:pPr>
+              <w:pStyle w:val="Compact"/>
+            </w:pPr>
+            <w:r>
+              <w:t xml:space="preserve">The main benefit is earning money.</w:t>
+            </w:r>
+          </w:p>
+        </w:tc>
+      </w:tr>
+      <w:tr>
+        <w:tc>
+          <w:tcPr/>
+          <w:p>
+            <w:pPr>
+              <w:pStyle w:val="Compact"/>
+            </w:pPr>
+            <w:r>
+              <w:t xml:space="preserve">Soft skills (n)</w:t>
+            </w:r>
+          </w:p>
+        </w:tc>
+        <w:tc>
+          <w:tcPr/>
+          <w:p>
+            <w:pPr>
+              <w:pStyle w:val="Compact"/>
+            </w:pPr>
+            <w:r>
+              <w:t xml:space="preserve">Kỹ năng mềm (giao tiếp, làm việc nhóm)</w:t>
+            </w:r>
+          </w:p>
+        </w:tc>
+        <w:tc>
+          <w:tcPr/>
+          <w:p>
+            <w:pPr>
+              <w:pStyle w:val="Compact"/>
+            </w:pPr>
+            <w:r>
+              <w:t xml:space="preserve">Schools do not always teach soft skills.</w:t>
+            </w:r>
+          </w:p>
+        </w:tc>
+      </w:tr>
+      <w:tr>
+        <w:tc>
+          <w:tcPr/>
+          <w:p>
+            <w:pPr>
+              <w:pStyle w:val="Compact"/>
+            </w:pPr>
+            <w:r>
+              <w:t xml:space="preserve">Mature (adj)</w:t>
+            </w:r>
+          </w:p>
+        </w:tc>
+        <w:tc>
+          <w:tcPr/>
+          <w:p>
+            <w:pPr>
+              <w:pStyle w:val="Compact"/>
+            </w:pPr>
+            <w:r>
+              <w:t xml:space="preserve">Trưởng thành</w:t>
+            </w:r>
+          </w:p>
+        </w:tc>
+        <w:tc>
+          <w:tcPr/>
+          <w:p>
+            <w:pPr>
+              <w:pStyle w:val="Compact"/>
+            </w:pPr>
+            <w:r>
+              <w:t xml:space="preserve">Working helps students become more mature.</w:t>
+            </w:r>
+          </w:p>
+        </w:tc>
+      </w:tr>
+      <w:tr>
+        <w:tc>
+          <w:tcPr/>
+          <w:p>
+            <w:pPr>
+              <w:pStyle w:val="Compact"/>
+            </w:pPr>
+            <w:r>
+              <w:t xml:space="preserve">Independent (adj)</w:t>
+            </w:r>
+          </w:p>
+        </w:tc>
+        <w:tc>
+          <w:tcPr/>
+          <w:p>
+            <w:pPr>
+              <w:pStyle w:val="Compact"/>
+            </w:pPr>
+            <w:r>
+              <w:t xml:space="preserve">Tự lập</w:t>
+            </w:r>
+          </w:p>
+        </w:tc>
+        <w:tc>
+          <w:tcPr/>
+          <w:p>
+            <w:pPr>
+              <w:pStyle w:val="Compact"/>
+            </w:pPr>
+            <w:r>
+              <w:t xml:space="preserve">Living away from home makes you independent.</w:t>
+            </w:r>
+          </w:p>
+        </w:tc>
+      </w:tr>
+      <w:tr>
+        <w:tc>
+          <w:tcPr/>
+          <w:p>
+            <w:pPr>
+              <w:pStyle w:val="Compact"/>
+            </w:pPr>
+            <w:r>
+              <w:t xml:space="preserve">Valuable experience</w:t>
+            </w:r>
+          </w:p>
+        </w:tc>
+        <w:tc>
+          <w:tcPr/>
+          <w:p>
+            <w:pPr>
+              <w:pStyle w:val="Compact"/>
+            </w:pPr>
+            <w:r>
+              <w:t xml:space="preserve">Kinh nghiệm quý giá</w:t>
+            </w:r>
+          </w:p>
+        </w:tc>
+        <w:tc>
+          <w:tcPr/>
+          <w:p>
+            <w:pPr>
+              <w:pStyle w:val="Compact"/>
+            </w:pPr>
+            <w:r>
+              <w:t xml:space="preserve">Traveling gives us valuable experience.</w:t>
+            </w:r>
+          </w:p>
+        </w:tc>
+      </w:tr>
+      <w:tr>
+        <w:tc>
+          <w:tcPr/>
+          <w:p>
+            <w:pPr>
+              <w:pStyle w:val="Compact"/>
+            </w:pPr>
+            <w:r>
+              <w:t xml:space="preserve">Lose momentum</w:t>
+            </w:r>
+          </w:p>
+        </w:tc>
+        <w:tc>
+          <w:tcPr/>
+          <w:p>
+            <w:pPr>
+              <w:pStyle w:val="Compact"/>
+            </w:pPr>
+            <w:r>
+              <w:t xml:space="preserve">Mất đà, mất hứng thú</w:t>
+            </w:r>
+          </w:p>
+        </w:tc>
+        <w:tc>
+          <w:tcPr/>
+          <w:p>
+            <w:pPr>
+              <w:pStyle w:val="Compact"/>
+            </w:pPr>
+            <w:r>
+              <w:t xml:space="preserve">Students might lose momentum in studying.</w:t>
+            </w:r>
+          </w:p>
+        </w:tc>
+      </w:tr>
+      <w:tr>
+        <w:tc>
+          <w:tcPr/>
+          <w:p>
+            <w:pPr>
+              <w:pStyle w:val="Compact"/>
+            </w:pPr>
+            <w:r>
+              <w:t xml:space="preserve">Broaden horizons</w:t>
+            </w:r>
+          </w:p>
+        </w:tc>
+        <w:tc>
+          <w:tcPr/>
+          <w:p>
+            <w:pPr>
+              <w:pStyle w:val="Compact"/>
+            </w:pPr>
+            <w:r>
+              <w:t xml:space="preserve">Mở rộng tầm mắt (hiểu biết)</w:t>
+            </w:r>
+          </w:p>
+        </w:tc>
+        <w:tc>
+          <w:tcPr/>
+          <w:p>
+            <w:pPr>
+              <w:pStyle w:val="Compact"/>
+            </w:pPr>
+            <w:r>
+              <w:t xml:space="preserve">Traveling helps to broaden horizons.</w:t>
+            </w:r>
+          </w:p>
+        </w:tc>
+      </w:tr>
+      <w:tr>
+        <w:tc>
+          <w:tcPr/>
+          <w:p>
+            <w:pPr>
+              <w:pStyle w:val="Compact"/>
+            </w:pPr>
+            <w:r>
+              <w:t xml:space="preserve">Tuition fees (n)</w:t>
+            </w:r>
+          </w:p>
+        </w:tc>
+        <w:tc>
+          <w:tcPr/>
+          <w:p>
+            <w:pPr>
+              <w:pStyle w:val="Compact"/>
+            </w:pPr>
+            <w:r>
+              <w:t xml:space="preserve">Học phí</w:t>
+            </w:r>
+          </w:p>
+        </w:tc>
+        <w:tc>
+          <w:tcPr/>
+          <w:p>
+            <w:pPr>
+              <w:pStyle w:val="Compact"/>
+            </w:pPr>
+            <w:r>
+              <w:t xml:space="preserve">They work to save money for tuition fees.</w:t>
+            </w:r>
+          </w:p>
+        </w:tc>
+      </w:tr>
+    </w:tbl>
     <w:bookmarkEnd w:id="26"/>
     <w:sectPr>
       <w:headerReference r:id="rId1" w:type="default"/>
@@ -2593,6 +2730,37 @@
       <w:sz w:val="24"/>
     </w:rPr>
   </w:style>
+  <w:style w:styleId="CDVocabTable" w:type="table">
+    <w:name w:val="CDVocabTable"/>
+    <w:basedOn w:val="TableNormal"/>
+    <w:tblPr>
+      <w:tblW w:type="pct" w:w="5000"/>
+      <w:tblBorders>
+        <w:top w:color="BFBFBF" w:space="0" w:sz="10" w:val="single"/>
+        <w:left w:color="BFBFBF" w:space="0" w:sz="10" w:val="single"/>
+        <w:bottom w:color="BFBFBF" w:space="0" w:sz="10" w:val="single"/>
+        <w:right w:color="BFBFBF" w:space="0" w:sz="10" w:val="single"/>
+        <w:insideH w:color="D0D0D0" w:space="0" w:sz="8" w:val="single"/>
+        <w:insideV w:color="D0D0D0" w:space="0" w:sz="8" w:val="single"/>
+      </w:tblBorders>
+      <w:tblCellMar>
+        <w:top w:type="dxa" w:w="80"/>
+        <w:left w:type="dxa" w:w="120"/>
+        <w:bottom w:type="dxa" w:w="80"/>
+        <w:right w:type="dxa" w:w="120"/>
+      </w:tblCellMar>
+    </w:tblPr>
+    <w:tblStylePr w:type="firstRow">
+      <w:tcPr>
+        <w:shd w:color="auto" w:fill="1F4E79" w:val="clear"/>
+      </w:tcPr>
+      <w:rPr>
+        <w:rFonts w:ascii="Latin Modern Sans" w:cs="Latin Modern Sans" w:hAnsi="Latin Modern Sans"/>
+        <w:b/>
+        <w:color w:val="FFFFFF"/>
+      </w:rPr>
+    </w:tblStylePr>
+  </w:style>
   <w:style w:type="paragraph" w:customStyle="1" w:styleId="SourceCode">
     <w:name w:val="Source Code"/>
     <w:basedOn w:val="Normal"/>

--- a/chuyenDe/RW/docx/raw47/Writing/Level1/W4.docx
+++ b/chuyenDe/RW/docx/raw47/Writing/Level1/W4.docx
@@ -1498,14 +1498,15 @@
     <ns0:tbl>
       <ns0:tblPr>
         <ns0:tblStyle ns0:val="CDVocabTable"/>
-        <ns0:tblW ns0:type="pct" ns0:w="5000"/>
+        <ns0:tblW ns0:type="dxa" ns0:w="9732"/>
         <ns0:tblLayout ns0:type="autofit"/>
         <ns0:tblLook ns0:firstRow="1" ns0:lastRow="0" ns0:firstColumn="0" ns0:lastColumn="0" ns0:noHBand="0" ns0:noVBand="0" ns0:val="0020"/>
+        <ns0:tblInd ns0:type="dxa" ns0:w="240"/>
       </ns0:tblPr>
       <ns0:tblGrid>
-        <ns0:gridCol ns0:w="3324"/>
-        <ns0:gridCol ns0:w="3324"/>
-        <ns0:gridCol ns0:w="3324"/>
+        <ns0:gridCol ns0:w="3244"/>
+        <ns0:gridCol ns0:w="3244"/>
+        <ns0:gridCol ns0:w="3244"/>
       </ns0:tblGrid>
       <ns0:tr>
         <ns0:trPr>
@@ -2584,6 +2585,9 @@
   <w:style w:default="1" w:styleId="Normal" w:type="paragraph">
     <w:name w:val="Normal"/>
     <w:qFormat/>
+    <w:pPr>
+      <w:spacing w:after="120"/>
+    </w:pPr>
     <w:rPr>
       <w:rFonts w:ascii="Georgia" w:cs="Georgia" w:hAnsi="Georgia"/>
       <w:sz w:val="24"/>
@@ -2740,18 +2744,29 @@
     <w:basedOn w:val="Normal"/>
     <w:qFormat/>
     <w:pPr>
-      <w:spacing w:after="120" w:before="120"/>
+      <w:spacing w:after="120" w:before="120" w:line="276" w:lineRule="auto"/>
       <w:pBdr>
-        <w:left w:color="7A1FA2" w:space="2" w:sz="24" w:val="single"/>
+        <w:left w:color="7A1FA2" w:space="6" w:sz="24" w:val="single"/>
       </w:pBdr>
       <w:shd w:color="auto" w:fill="F6F0FA" w:val="clear"/>
-      <w:ind w:left="240"/>
+      <w:ind w:left="360" w:right="240"/>
     </w:pPr>
     <w:rPr>
       <w:rFonts w:ascii="Latin Modern Sans" w:cs="Latin Modern Sans" w:hAnsi="Latin Modern Sans"/>
       <w:b/>
       <w:color w:val="7A1FA2"/>
       <w:sz w:val="24"/>
+    </w:rPr>
+  </w:style>
+  <w:style w:styleId="CDQuestion" w:type="paragraph">
+    <w:name w:val="CDQuestion"/>
+    <w:basedOn w:val="Normal"/>
+    <w:qFormat/>
+    <w:pPr>
+      <w:spacing w:after="0" w:before="0"/>
+    </w:pPr>
+    <w:rPr>
+      <w:rFonts w:ascii="Georgia" w:cs="Georgia" w:hAnsi="Georgia"/>
     </w:rPr>
   </w:style>
   <w:style w:styleId="CDVocabTable" w:type="table">
@@ -2759,6 +2774,7 @@
     <w:basedOn w:val="TableNormal"/>
     <w:tblPr>
       <w:tblW w:type="pct" w:w="5000"/>
+      <w:tblInd w:type="dxa" w:w="240"/>
       <w:tblLayout w:type="autofit"/>
       <w:tblBorders>
         <w:top w:color="BFBFBF" w:space="0" w:sz="10" w:val="single"/>
@@ -2783,6 +2799,35 @@
         <w:rFonts w:ascii="Latin Modern Sans" w:cs="Latin Modern Sans" w:hAnsi="Latin Modern Sans"/>
         <w:b/>
         <w:color w:val="FFFFFF"/>
+      </w:rPr>
+    </w:tblStylePr>
+  </w:style>
+  <w:style w:styleId="CDOptionTable" w:type="table">
+    <w:name w:val="CDOptionTable"/>
+    <w:basedOn w:val="TableNormal"/>
+    <w:tblPr>
+      <w:tblW w:type="pct" w:w="3200"/>
+      <w:jc w:val="center"/>
+      <w:tblBorders>
+        <w:top w:color="1F4E79" w:space="0" w:sz="10" w:val="single"/>
+        <w:left w:color="1F4E79" w:space="0" w:sz="10" w:val="single"/>
+        <w:bottom w:color="1F4E79" w:space="0" w:sz="10" w:val="single"/>
+        <w:right w:color="1F4E79" w:space="0" w:sz="10" w:val="single"/>
+        <w:insideH w:color="D0D0D0" w:space="0" w:sz="6" w:val="single"/>
+        <w:insideV w:color="D0D0D0" w:space="0" w:sz="6" w:val="single"/>
+      </w:tblBorders>
+      <w:tblCellMar>
+        <w:top w:type="dxa" w:w="80"/>
+        <w:left w:type="dxa" w:w="120"/>
+        <w:bottom w:type="dxa" w:w="80"/>
+        <w:right w:type="dxa" w:w="120"/>
+      </w:tblCellMar>
+    </w:tblPr>
+    <w:tblStylePr w:type="firstColumn">
+      <w:rPr>
+        <w:rFonts w:ascii="Latin Modern Sans" w:cs="Latin Modern Sans" w:hAnsi="Latin Modern Sans"/>
+        <w:b/>
+        <w:color w:val="1F4E79"/>
       </w:rPr>
     </w:tblStylePr>
   </w:style>

--- a/chuyenDe/RW/docx/raw47/Writing/Level1/W4.docx
+++ b/chuyenDe/RW/docx/raw47/Writing/Level1/W4.docx
@@ -2831,6 +2831,39 @@
       </w:rPr>
     </w:tblStylePr>
   </w:style>
+  <w:style w:styleId="CDAnswerTable" w:type="table">
+    <w:name w:val="CDAnswerTable"/>
+    <w:basedOn w:val="TableNormal"/>
+    <w:tblPr>
+      <w:tblW w:type="pct" w:w="5000"/>
+      <w:tblInd w:type="dxa" w:w="240"/>
+      <w:tblLayout w:type="autofit"/>
+      <w:tblBorders>
+        <w:top w:color="BFBFBF" w:space="0" w:sz="10" w:val="single"/>
+        <w:left w:color="BFBFBF" w:space="0" w:sz="10" w:val="single"/>
+        <w:bottom w:color="BFBFBF" w:space="0" w:sz="10" w:val="single"/>
+        <w:right w:color="BFBFBF" w:space="0" w:sz="10" w:val="single"/>
+        <w:insideH w:color="D0D0D0" w:space="0" w:sz="8" w:val="single"/>
+        <w:insideV w:color="D0D0D0" w:space="0" w:sz="8" w:val="single"/>
+      </w:tblBorders>
+      <w:tblCellMar>
+        <w:top w:type="dxa" w:w="80"/>
+        <w:left w:type="dxa" w:w="120"/>
+        <w:bottom w:type="dxa" w:w="80"/>
+        <w:right w:type="dxa" w:w="120"/>
+      </w:tblCellMar>
+    </w:tblPr>
+    <w:tblStylePr w:type="firstRow">
+      <w:tcPr>
+        <w:shd w:color="auto" w:fill="1F4E79" w:val="clear"/>
+      </w:tcPr>
+      <w:rPr>
+        <w:rFonts w:ascii="Latin Modern Sans" w:cs="Latin Modern Sans" w:hAnsi="Latin Modern Sans"/>
+        <w:b/>
+        <w:color w:val="FFFFFF"/>
+      </w:rPr>
+    </w:tblStylePr>
+  </w:style>
   <w:style w:type="paragraph" w:customStyle="1" w:styleId="SourceCode">
     <w:name w:val="Source Code"/>
     <w:basedOn w:val="Normal"/>

--- a/chuyenDe/RW/docx/raw47/Writing/Level1/W4.docx
+++ b/chuyenDe/RW/docx/raw47/Writing/Level1/W4.docx
@@ -2831,6 +2831,42 @@
       </w:rPr>
     </w:tblStylePr>
   </w:style>
+  <w:style w:styleId="CDChoiceTable" w:type="table">
+    <w:name w:val="CDChoiceTable"/>
+    <w:basedOn w:val="TableNormal"/>
+    <w:tblPr>
+      <w:tblW w:type="pct" w:w="5000"/>
+      <w:tblInd w:type="dxa" w:w="240"/>
+      <w:tblLayout w:type="autofit"/>
+      <w:tblBorders>
+        <w:top w:color="1F4E79" w:space="0" w:sz="10" w:val="single"/>
+        <w:left w:color="1F4E79" w:space="0" w:sz="10" w:val="single"/>
+        <w:bottom w:color="1F4E79" w:space="0" w:sz="10" w:val="single"/>
+        <w:right w:color="1F4E79" w:space="0" w:sz="10" w:val="single"/>
+        <w:insideH w:color="D0D0D0" w:space="0" w:sz="6" w:val="single"/>
+        <w:insideV w:color="D0D0D0" w:space="0" w:sz="6" w:val="single"/>
+      </w:tblBorders>
+      <w:tblCellMar>
+        <w:top w:type="dxa" w:w="80"/>
+        <w:left w:type="dxa" w:w="120"/>
+        <w:bottom w:type="dxa" w:w="80"/>
+        <w:right w:type="dxa" w:w="120"/>
+      </w:tblCellMar>
+    </w:tblPr>
+    <w:tblStylePr w:type="firstColumn">
+      <w:rPr>
+        <w:rFonts w:ascii="Latin Modern Sans" w:cs="Latin Modern Sans" w:hAnsi="Latin Modern Sans"/>
+        <w:b/>
+        <w:color w:val="1F4E79"/>
+      </w:rPr>
+    </w:tblStylePr>
+    <w:tblStylePr w:type="firstRow">
+      <w:rPr>
+        <w:rFonts w:ascii="Latin Modern Sans" w:cs="Latin Modern Sans" w:hAnsi="Latin Modern Sans"/>
+        <w:b/>
+      </w:rPr>
+    </w:tblStylePr>
+  </w:style>
   <w:style w:styleId="CDAnswerTable" w:type="table">
     <w:name w:val="CDAnswerTable"/>
     <w:basedOn w:val="TableNormal"/>

--- a/chuyenDe/RW/docx/raw47/Writing/Level1/W4.docx
+++ b/chuyenDe/RW/docx/raw47/Writing/Level1/W4.docx
@@ -2867,6 +2867,79 @@
       </w:rPr>
     </w:tblStylePr>
   </w:style>
+  <w:style w:styleId="CDAnswerKeyTable" w:type="table">
+    <w:name w:val="CDAnswerKeyTable"/>
+    <w:basedOn w:val="TableNormal"/>
+    <w:tblPr>
+      <w:tblW w:type="pct" w:w="5000"/>
+      <w:tblInd w:type="dxa" w:w="240"/>
+      <w:tblLayout w:type="autofit"/>
+      <w:tblBorders>
+        <w:top w:color="1F4E79" w:space="0" w:sz="10" w:val="single"/>
+        <w:left w:color="1F4E79" w:space="0" w:sz="10" w:val="single"/>
+        <w:bottom w:color="1F4E79" w:space="0" w:sz="10" w:val="single"/>
+        <w:right w:color="1F4E79" w:space="0" w:sz="10" w:val="single"/>
+        <w:insideH w:color="D0D0D0" w:space="0" w:sz="6" w:val="single"/>
+        <w:insideV w:color="D0D0D0" w:space="0" w:sz="6" w:val="single"/>
+      </w:tblBorders>
+      <w:tblCellMar>
+        <w:top w:type="dxa" w:w="80"/>
+        <w:left w:type="dxa" w:w="120"/>
+        <w:bottom w:type="dxa" w:w="80"/>
+        <w:right w:type="dxa" w:w="120"/>
+      </w:tblCellMar>
+    </w:tblPr>
+    <w:tblStylePr w:type="firstRow">
+      <w:tcPr>
+        <w:shd w:color="auto" w:fill="1F4E79" w:val="clear"/>
+      </w:tcPr>
+      <w:rPr>
+        <w:rFonts w:ascii="Latin Modern Sans" w:cs="Latin Modern Sans" w:hAnsi="Latin Modern Sans"/>
+        <w:b/>
+        <w:color w:val="FFFFFF"/>
+      </w:rPr>
+    </w:tblStylePr>
+    <w:tblStylePr w:type="firstColumn">
+      <w:rPr>
+        <w:rFonts w:ascii="Latin Modern Sans" w:cs="Latin Modern Sans" w:hAnsi="Latin Modern Sans"/>
+        <w:b/>
+        <w:color w:val="1F4E79"/>
+      </w:rPr>
+    </w:tblStylePr>
+  </w:style>
+  <w:style w:styleId="CDReadingVocabTable" w:type="table">
+    <w:name w:val="CDReadingVocabTable"/>
+    <w:basedOn w:val="TableNormal"/>
+    <w:tblPr>
+      <w:tblW w:type="pct" w:w="5000"/>
+      <w:tblInd w:type="dxa" w:w="240"/>
+      <w:tblLayout w:type="autofit"/>
+      <w:tblBorders>
+        <w:top w:color="BFBFBF" w:space="0" w:sz="10" w:val="single"/>
+        <w:left w:color="BFBFBF" w:space="0" w:sz="10" w:val="single"/>
+        <w:bottom w:color="BFBFBF" w:space="0" w:sz="10" w:val="single"/>
+        <w:right w:color="BFBFBF" w:space="0" w:sz="10" w:val="single"/>
+        <w:insideH w:color="D0D0D0" w:space="0" w:sz="8" w:val="single"/>
+        <w:insideV w:color="D0D0D0" w:space="0" w:sz="8" w:val="single"/>
+      </w:tblBorders>
+      <w:tblCellMar>
+        <w:top w:type="dxa" w:w="80"/>
+        <w:left w:type="dxa" w:w="120"/>
+        <w:bottom w:type="dxa" w:w="80"/>
+        <w:right w:type="dxa" w:w="120"/>
+      </w:tblCellMar>
+    </w:tblPr>
+    <w:tblStylePr w:type="firstRow">
+      <w:tcPr>
+        <w:shd w:color="auto" w:fill="1F4E79" w:val="clear"/>
+      </w:tcPr>
+      <w:rPr>
+        <w:rFonts w:ascii="Latin Modern Sans" w:cs="Latin Modern Sans" w:hAnsi="Latin Modern Sans"/>
+        <w:b/>
+        <w:color w:val="FFFFFF"/>
+      </w:rPr>
+    </w:tblStylePr>
+  </w:style>
   <w:style w:styleId="CDAnswerTable" w:type="table">
     <w:name w:val="CDAnswerTable"/>
     <w:basedOn w:val="TableNormal"/>

--- a/chuyenDe/RW/docx/raw47/Writing/Level1/W4.docx
+++ b/chuyenDe/RW/docx/raw47/Writing/Level1/W4.docx
@@ -7,7 +7,7 @@
         <ns0:pStyle ns0:val="Title"/>
       </ns0:pPr>
       <ns0:r>
-        <ns0:t xml:space="preserve">Level 1 — W4 (Jan 19-25)</ns0:t>
+        <ns0:t xml:space="preserve">TÀI LIỆU CHUYÊN ĐỀ WRITING</ns0:t>
       </ns0:r>
     </ns0:p>
     <ns0:p>
@@ -15,7 +15,7 @@
         <ns0:pStyle ns0:val="CDCollectionTitle"/>
       </ns0:pPr>
       <ns0:r>
-        <ns0:t xml:space="preserve">Level 1 — W4 (Jan 19-25)</ns0:t>
+        <ns0:t xml:space="preserve">TÀI LIỆU CHUYÊN ĐỀ WRITING</ns0:t>
       </ns0:r>
     </ns0:p>
     <ns0:p>
